--- a/backend/templates/docx/AM_AI_SAFE_FAIRA_Report_TEMPLATE_v0.52_20260204_FIXED.docx
+++ b/backend/templates/docx/AM_AI_SAFE_FAIRA_Report_TEMPLATE_v0.52_20260204_FIXED.docx
@@ -28908,7 +28908,7 @@
           <w:highlight w:val="yellow"/>
           <w:lang w:val="en-AU" w:eastAsia="en-AU"/>
         </w:rPr>
-        <w:t>{% set controls = recommended_controls_top3.Transparency %}</w:t>
+        <w:t/>
       </w:r>
     </w:p>
     <w:p>

--- a/backend/templates/docx/AM_AI_SAFE_FAIRA_Report_TEMPLATE_v0.52_20260204_FIXED.docx
+++ b/backend/templates/docx/AM_AI_SAFE_FAIRA_Report_TEMPLATE_v0.52_20260204_FIXED.docx
@@ -20462,7 +20462,7 @@
         <w:rPr>
           <w:highlight w:val="yellow"/>
         </w:rPr>
-        <w:t>{%p %}</w:t>
+        <w:t/>
       </w:r>
     </w:p>
     <w:p>
@@ -20490,7 +20490,7 @@
         <w:rPr>
           <w:highlight w:val="yellow"/>
         </w:rPr>
-        <w:t>{%p %}</w:t>
+        <w:t/>
       </w:r>
     </w:p>
     <w:p>
